--- a/COS10025 Final project report -1-4.docx
+++ b/COS10025 Final project report -1-4.docx
@@ -689,17 +689,6 @@
       <w:r>
         <w:rPr/>
         <w:t xml:space="preserve">Recommended option to proceed </w:t>
-      </w:r>
-    </w:p>
-    <w:p>
-      <w:pPr>
-        <w:pStyle w:val="Normal"/>
-        <w:spacing w:lineRule="auto" w:line="276"/>
-        <w:rPr/>
-      </w:pPr>
-      <w:r>
-        <w:rPr/>
-        <w:t>[This section should be 1 page. In this section, choose 1 option for further development. Discuss the benefits, and opportunities for future use, in particular focusing on the suitability of the chosen design idea for the community and location.]</w:t>
       </w:r>
     </w:p>
     <w:p>
